--- a/Bitfastt's Capability Statement.docx
+++ b/Bitfastt's Capability Statement.docx
@@ -1,6 +1,6 @@
 
 <file path=word/document.xml><?xml version="1.0" encoding="utf-8"?>
-<w:document xmlns:wpc="http://schemas.microsoft.com/office/word/2010/wordprocessingCanvas" xmlns:cx="http://schemas.microsoft.com/office/drawing/2014/chartex" xmlns:cx1="http://schemas.microsoft.com/office/drawing/2015/9/8/chartex" xmlns:cx2="http://schemas.microsoft.com/office/drawing/2015/10/21/chartex" xmlns:cx3="http://schemas.microsoft.com/office/drawing/2016/5/9/chartex" xmlns:cx4="http://schemas.microsoft.com/office/drawing/2016/5/10/chartex" xmlns:cx5="http://schemas.microsoft.com/office/drawing/2016/5/11/chartex" xmlns:cx6="http://schemas.microsoft.com/office/drawing/2016/5/12/chartex" xmlns:cx7="http://schemas.microsoft.com/office/drawing/2016/5/13/chartex" xmlns:cx8="http://schemas.microsoft.com/office/drawing/2016/5/14/chartex" xmlns:mc="http://schemas.openxmlformats.org/markup-compatibility/2006" xmlns:aink="http://schemas.microsoft.com/office/drawing/2016/ink" xmlns:am3d="http://schemas.microsoft.com/office/drawing/2017/model3d" xmlns:o="urn:schemas-microsoft-com:office:office" xmlns:oel="http://schemas.microsoft.com/office/2019/extlst" xmlns:r="http://schemas.openxmlformats.org/officeDocument/2006/relationships" xmlns:m="http://schemas.openxmlformats.org/officeDocument/2006/math" xmlns:v="urn:schemas-microsoft-com:vml" xmlns:wp14="http://schemas.microsoft.com/office/word/2010/wordprocessingDrawing" xmlns:wp="http://schemas.openxmlformats.org/drawingml/2006/wordprocessingDrawing" xmlns:w10="urn:schemas-microsoft-com:office:word" xmlns:w="http://schemas.openxmlformats.org/wordprocessingml/2006/main" xmlns:w14="http://schemas.microsoft.com/office/word/2010/wordml" xmlns:w15="http://schemas.microsoft.com/office/word/2012/wordml" xmlns:w16cex="http://schemas.microsoft.com/office/word/2018/wordml/cex" xmlns:w16cid="http://schemas.microsoft.com/office/word/2016/wordml/cid" xmlns:w16="http://schemas.microsoft.com/office/word/2018/wordml" xmlns:w16du="http://schemas.microsoft.com/office/word/2023/wordml/word16du" xmlns:w16sdtdh="http://schemas.microsoft.com/office/word/2020/wordml/sdtdatahash" xmlns:w16se="http://schemas.microsoft.com/office/word/2015/wordml/symex" xmlns:wpg="http://schemas.microsoft.com/office/word/2010/wordprocessingGroup" xmlns:wpi="http://schemas.microsoft.com/office/word/2010/wordprocessingInk" xmlns:wne="http://schemas.microsoft.com/office/word/2006/wordml" xmlns:wps="http://schemas.microsoft.com/office/word/2010/wordprocessingShape" mc:Ignorable="w14 w15 w16se w16cid w16 w16cex w16sdtdh wp14">
+<w:document xmlns:wpc="http://schemas.microsoft.com/office/word/2010/wordprocessingCanvas" xmlns:cx="http://schemas.microsoft.com/office/drawing/2014/chartex" xmlns:cx1="http://schemas.microsoft.com/office/drawing/2015/9/8/chartex" xmlns:cx2="http://schemas.microsoft.com/office/drawing/2015/10/21/chartex" xmlns:cx3="http://schemas.microsoft.com/office/drawing/2016/5/9/chartex" xmlns:cx4="http://schemas.microsoft.com/office/drawing/2016/5/10/chartex" xmlns:cx5="http://schemas.microsoft.com/office/drawing/2016/5/11/chartex" xmlns:cx6="http://schemas.microsoft.com/office/drawing/2016/5/12/chartex" xmlns:cx7="http://schemas.microsoft.com/office/drawing/2016/5/13/chartex" xmlns:cx8="http://schemas.microsoft.com/office/drawing/2016/5/14/chartex" xmlns:mc="http://schemas.openxmlformats.org/markup-compatibility/2006" xmlns:aink="http://schemas.microsoft.com/office/drawing/2016/ink" xmlns:am3d="http://schemas.microsoft.com/office/drawing/2017/model3d" xmlns:o="urn:schemas-microsoft-com:office:office" xmlns:oel="http://schemas.microsoft.com/office/2019/extlst" xmlns:r="http://schemas.openxmlformats.org/officeDocument/2006/relationships" xmlns:m="http://schemas.openxmlformats.org/officeDocument/2006/math" xmlns:v="urn:schemas-microsoft-com:vml" xmlns:wp14="http://schemas.microsoft.com/office/word/2010/wordprocessingDrawing" xmlns:wp="http://schemas.openxmlformats.org/drawingml/2006/wordprocessingDrawing" xmlns:w10="urn:schemas-microsoft-com:office:word" xmlns:w="http://schemas.openxmlformats.org/wordprocessingml/2006/main" xmlns:w14="http://schemas.microsoft.com/office/word/2010/wordml" xmlns:w15="http://schemas.microsoft.com/office/word/2012/wordml" xmlns:w16cex="http://schemas.microsoft.com/office/word/2018/wordml/cex" xmlns:w16cid="http://schemas.microsoft.com/office/word/2016/wordml/cid" xmlns:w16="http://schemas.microsoft.com/office/word/2018/wordml" xmlns:w16sdtdh="http://schemas.microsoft.com/office/word/2020/wordml/sdtdatahash" xmlns:w16se="http://schemas.microsoft.com/office/word/2015/wordml/symex" xmlns:wpg="http://schemas.microsoft.com/office/word/2010/wordprocessingGroup" xmlns:wpi="http://schemas.microsoft.com/office/word/2010/wordprocessingInk" xmlns:wne="http://schemas.microsoft.com/office/word/2006/wordml" xmlns:wps="http://schemas.microsoft.com/office/word/2010/wordprocessingShape" mc:Ignorable="w14 w15 w16se w16cid w16 w16cex w16sdtdh wp14">
   <w:body>
     <w:p>
       <w:pPr>
@@ -13,19 +13,72 @@
       <w:r>
         <w:rPr>
           <w:rFonts w:ascii="Lato" w:hAnsi="Lato"/>
+        </w:rPr>
+        <w:t xml:space="preserve">                                                                                       </w:t>
+      </w:r>
+      <w:r>
+        <w:rPr>
+          <w:rFonts w:ascii="Lato" w:hAnsi="Lato"/>
           <w:noProof/>
         </w:rPr>
         <w:drawing>
-          <wp:anchor distT="0" distB="0" distL="0" distR="0" simplePos="0" relativeHeight="251666432" behindDoc="0" locked="0" layoutInCell="1" allowOverlap="1" wp14:anchorId="296029CF" wp14:editId="70BCE916">
+          <wp:inline distT="0" distB="0" distL="0" distR="0" wp14:anchorId="350A1AD2" wp14:editId="5FB3C0E8">
+            <wp:extent cx="1473200" cy="427827"/>
+            <wp:effectExtent l="0" t="0" r="0" b="0"/>
+            <wp:docPr id="1" name="image1.png"/>
+            <wp:cNvGraphicFramePr>
+              <a:graphicFrameLocks xmlns:a="http://schemas.openxmlformats.org/drawingml/2006/main" noChangeAspect="1"/>
+            </wp:cNvGraphicFramePr>
+            <a:graphic xmlns:a="http://schemas.openxmlformats.org/drawingml/2006/main">
+              <a:graphicData uri="http://schemas.openxmlformats.org/drawingml/2006/picture">
+                <pic:pic xmlns:pic="http://schemas.openxmlformats.org/drawingml/2006/picture">
+                  <pic:nvPicPr>
+                    <pic:cNvPr id="1" name="image1.png"/>
+                    <pic:cNvPicPr/>
+                  </pic:nvPicPr>
+                  <pic:blipFill>
+                    <a:blip r:embed="rId7" cstate="print">
+                      <a:extLst>
+                        <a:ext uri="{28A0092B-C50C-407E-A947-70E740481C1C}">
+                          <a14:useLocalDpi xmlns:a14="http://schemas.microsoft.com/office/drawing/2010/main" val="0"/>
+                        </a:ext>
+                      </a:extLst>
+                    </a:blip>
+                    <a:stretch>
+                      <a:fillRect/>
+                    </a:stretch>
+                  </pic:blipFill>
+                  <pic:spPr>
+                    <a:xfrm>
+                      <a:off x="0" y="0"/>
+                      <a:ext cx="1669235" cy="484757"/>
+                    </a:xfrm>
+                    <a:prstGeom prst="rect">
+                      <a:avLst/>
+                    </a:prstGeom>
+                  </pic:spPr>
+                </pic:pic>
+              </a:graphicData>
+            </a:graphic>
+          </wp:inline>
+        </w:drawing>
+      </w:r>
+      <w:r>
+        <w:rPr>
+          <w:rFonts w:ascii="Lato" w:hAnsi="Lato"/>
+          <w:noProof/>
+        </w:rPr>
+        <w:drawing>
+          <wp:anchor distT="0" distB="0" distL="0" distR="0" simplePos="0" relativeHeight="251666432" behindDoc="0" locked="0" layoutInCell="1" allowOverlap="1" wp14:anchorId="296029CF" wp14:editId="6F567C12">
             <wp:simplePos x="0" y="0"/>
             <wp:positionH relativeFrom="page">
-              <wp:posOffset>6435774</wp:posOffset>
+              <wp:posOffset>6600654</wp:posOffset>
             </wp:positionH>
             <wp:positionV relativeFrom="paragraph">
-              <wp:posOffset>-133350</wp:posOffset>
+              <wp:posOffset>-19049</wp:posOffset>
             </wp:positionV>
-            <wp:extent cx="1020445" cy="324485"/>
-            <wp:effectExtent l="0" t="0" r="8255" b="0"/>
+            <wp:extent cx="858691" cy="273050"/>
+            <wp:effectExtent l="0" t="0" r="0" b="0"/>
             <wp:wrapNone/>
             <wp:docPr id="7" name="image4.png"/>
             <wp:cNvGraphicFramePr>
@@ -39,13 +92,13 @@
                     <pic:cNvPicPr/>
                   </pic:nvPicPr>
                   <pic:blipFill>
-                    <a:blip r:embed="rId7" cstate="print">
+                    <a:blip r:embed="rId8" cstate="print">
                       <a:extLst>
                         <a:ext uri="{28A0092B-C50C-407E-A947-70E740481C1C}">
                           <a14:useLocalDpi xmlns:a14="http://schemas.microsoft.com/office/drawing/2010/main" val="0"/>
                         </a:ext>
                         <a:ext uri="{96DAC541-7B7A-43D3-8B79-37D633B846F1}">
-                          <asvg:svgBlip xmlns:asvg="http://schemas.microsoft.com/office/drawing/2016/SVG/main" r:embed="rId8"/>
+                          <asvg:svgBlip xmlns:asvg="http://schemas.microsoft.com/office/drawing/2016/SVG/main" r:embed="rId9"/>
                         </a:ext>
                       </a:extLst>
                     </a:blip>
@@ -56,7 +109,7 @@
                   <pic:spPr>
                     <a:xfrm>
                       <a:off x="0" y="0"/>
-                      <a:ext cx="1020445" cy="324485"/>
+                      <a:ext cx="863687" cy="274639"/>
                     </a:xfrm>
                     <a:prstGeom prst="rect">
                       <a:avLst/>
@@ -104,7 +157,7 @@
                     <pic:cNvPicPr/>
                   </pic:nvPicPr>
                   <pic:blipFill>
-                    <a:blip r:embed="rId9" cstate="print"/>
+                    <a:blip r:embed="rId10" cstate="print"/>
                     <a:stretch>
                       <a:fillRect/>
                     </a:stretch>
@@ -124,57 +177,12 @@
           </wp:anchor>
         </w:drawing>
       </w:r>
-      <w:r>
-        <w:rPr>
-          <w:rFonts w:ascii="Lato" w:hAnsi="Lato"/>
-          <w:noProof/>
-        </w:rPr>
-        <w:drawing>
-          <wp:inline distT="0" distB="0" distL="0" distR="0" wp14:anchorId="3566C79F" wp14:editId="381AA9B7">
-            <wp:extent cx="1473200" cy="427827"/>
-            <wp:effectExtent l="0" t="0" r="0" b="0"/>
-            <wp:docPr id="1" name="image1.png"/>
-            <wp:cNvGraphicFramePr>
-              <a:graphicFrameLocks xmlns:a="http://schemas.openxmlformats.org/drawingml/2006/main" noChangeAspect="1"/>
-            </wp:cNvGraphicFramePr>
-            <a:graphic xmlns:a="http://schemas.openxmlformats.org/drawingml/2006/main">
-              <a:graphicData uri="http://schemas.openxmlformats.org/drawingml/2006/picture">
-                <pic:pic xmlns:pic="http://schemas.openxmlformats.org/drawingml/2006/picture">
-                  <pic:nvPicPr>
-                    <pic:cNvPr id="1" name="image1.png"/>
-                    <pic:cNvPicPr/>
-                  </pic:nvPicPr>
-                  <pic:blipFill>
-                    <a:blip r:embed="rId10" cstate="print">
-                      <a:extLst>
-                        <a:ext uri="{28A0092B-C50C-407E-A947-70E740481C1C}">
-                          <a14:useLocalDpi xmlns:a14="http://schemas.microsoft.com/office/drawing/2010/main" val="0"/>
-                        </a:ext>
-                      </a:extLst>
-                    </a:blip>
-                    <a:stretch>
-                      <a:fillRect/>
-                    </a:stretch>
-                  </pic:blipFill>
-                  <pic:spPr>
-                    <a:xfrm>
-                      <a:off x="0" y="0"/>
-                      <a:ext cx="1669235" cy="484757"/>
-                    </a:xfrm>
-                    <a:prstGeom prst="rect">
-                      <a:avLst/>
-                    </a:prstGeom>
-                  </pic:spPr>
-                </pic:pic>
-              </a:graphicData>
-            </a:graphic>
-          </wp:inline>
-        </w:drawing>
-      </w:r>
     </w:p>
     <w:p>
       <w:pPr>
         <w:pStyle w:val="Title"/>
+        <w:ind w:left="3987"/>
+        <w:jc w:val="left"/>
         <w:rPr>
           <w:rFonts w:ascii="Lato" w:hAnsi="Lato"/>
           <w:color w:val="000000" w:themeColor="text1"/>
@@ -182,6 +190,15 @@
           <w:szCs w:val="32"/>
         </w:rPr>
       </w:pPr>
+      <w:r>
+        <w:rPr>
+          <w:rFonts w:ascii="Lato" w:hAnsi="Lato"/>
+          <w:color w:val="000000" w:themeColor="text1"/>
+          <w:sz w:val="32"/>
+          <w:szCs w:val="32"/>
+        </w:rPr>
+        <w:t xml:space="preserve">    </w:t>
+      </w:r>
       <w:r>
         <w:rPr>
           <w:rFonts w:ascii="Lato" w:hAnsi="Lato"/>
@@ -392,6 +409,50 @@
           <w:szCs w:val="20"/>
         </w:rPr>
         <w:t>9K2U9</w:t>
+      </w:r>
+    </w:p>
+    <w:p>
+      <w:pPr>
+        <w:tabs>
+          <w:tab w:val="left" w:pos="2999"/>
+          <w:tab w:val="left" w:pos="6599"/>
+        </w:tabs>
+        <w:spacing w:line="229" w:lineRule="exact"/>
+        <w:ind w:left="120"/>
+        <w:rPr>
+          <w:rFonts w:ascii="Lato" w:hAnsi="Lato"/>
+          <w:color w:val="112E51"/>
+          <w:sz w:val="20"/>
+          <w:szCs w:val="20"/>
+        </w:rPr>
+      </w:pPr>
+      <w:r>
+        <w:rPr>
+          <w:rFonts w:ascii="Lato" w:hAnsi="Lato"/>
+          <w:b/>
+          <w:color w:val="000000" w:themeColor="text1"/>
+          <w:sz w:val="20"/>
+          <w:szCs w:val="20"/>
+        </w:rPr>
+        <w:t>UEI:</w:t>
+      </w:r>
+      <w:r>
+        <w:rPr>
+          <w:rFonts w:ascii="Lato" w:hAnsi="Lato"/>
+          <w:color w:val="112E51"/>
+          <w:sz w:val="20"/>
+          <w:szCs w:val="20"/>
+        </w:rPr>
+        <w:t xml:space="preserve"> </w:t>
+      </w:r>
+      <w:r>
+        <w:rPr>
+          <w:rFonts w:ascii="Lato" w:hAnsi="Lato"/>
+          <w:color w:val="112E51"/>
+          <w:sz w:val="20"/>
+          <w:szCs w:val="20"/>
+        </w:rPr>
+        <w:t>TPVJXNW3DFC9</w:t>
       </w:r>
     </w:p>
     <w:p>
@@ -2101,24 +2162,6 @@
         </w:rPr>
         <w:t xml:space="preserve"> commitment to security and compliance ensures that sensitive government data remains protected, while their track record of successful implementations underscores their expertise in delivering efficient and tailored solutions for diverse federal agencies. </w:t>
       </w:r>
-      <w:proofErr w:type="spellStart"/>
-      <w:r>
-        <w:rPr>
-          <w:rFonts w:ascii="Lato" w:hAnsi="Lato"/>
-          <w:bCs/>
-          <w:color w:val="112E51"/>
-        </w:rPr>
-        <w:t>Bitfastt</w:t>
-      </w:r>
-      <w:proofErr w:type="spellEnd"/>
-      <w:r>
-        <w:rPr>
-          <w:rFonts w:ascii="Lato" w:hAnsi="Lato"/>
-          <w:bCs/>
-          <w:color w:val="112E51"/>
-        </w:rPr>
-        <w:t xml:space="preserve"> continues to be a trusted partner in advancing the technological capabilities of the Federal Government.</w:t>
-      </w:r>
     </w:p>
     <w:p>
       <w:pPr>
@@ -2126,8 +2169,9 @@
         <w:ind w:left="120" w:right="732"/>
         <w:rPr>
           <w:rFonts w:ascii="Lato" w:hAnsi="Lato"/>
-          <w:bCs/>
-          <w:color w:val="112E51"/>
+          <w:b/>
+          <w:bCs/>
+          <w:color w:val="BFBFBF" w:themeColor="background1" w:themeShade="BF"/>
         </w:rPr>
       </w:pPr>
     </w:p>
@@ -2137,35 +2181,59 @@
         <w:ind w:right="732"/>
         <w:rPr>
           <w:rFonts w:ascii="Lato" w:hAnsi="Lato"/>
-          <w:color w:val="112E51"/>
-        </w:rPr>
-      </w:pPr>
-      <w:r>
-        <w:t xml:space="preserve">  </w:t>
-      </w:r>
-      <w:r>
-        <w:rPr>
-          <w:color w:val="112E51"/>
-        </w:rPr>
-        <w:t xml:space="preserve"> </w:t>
-      </w:r>
-      <w:r>
-        <w:rPr>
-          <w:rFonts w:ascii="Lato" w:hAnsi="Lato"/>
-          <w:color w:val="112E51"/>
+          <w:b/>
+          <w:bCs/>
+          <w:color w:val="BFBFBF" w:themeColor="background1" w:themeShade="BF"/>
+        </w:rPr>
+      </w:pPr>
+      <w:r>
+        <w:rPr>
+          <w:rFonts w:ascii="Lato" w:hAnsi="Lato"/>
+          <w:b/>
+          <w:bCs/>
+          <w:color w:val="BFBFBF" w:themeColor="background1" w:themeShade="BF"/>
+        </w:rPr>
+        <w:t xml:space="preserve">   </w:t>
+      </w:r>
+      <w:r>
+        <w:rPr>
+          <w:rFonts w:ascii="Lato" w:hAnsi="Lato"/>
+          <w:b/>
+          <w:bCs/>
+          <w:color w:val="BFBFBF" w:themeColor="background1" w:themeShade="BF"/>
         </w:rPr>
         <w:t>info@bitfastt.com</w:t>
       </w:r>
       <w:r>
         <w:rPr>
-          <w:color w:val="112E51"/>
-        </w:rPr>
-        <w:t xml:space="preserve">                                         </w:t>
-      </w:r>
-      <w:r>
-        <w:rPr>
-          <w:rFonts w:ascii="Lato" w:hAnsi="Lato"/>
-          <w:color w:val="112E51"/>
+          <w:b/>
+          <w:bCs/>
+          <w:color w:val="BFBFBF" w:themeColor="background1" w:themeShade="BF"/>
+        </w:rPr>
+        <w:t xml:space="preserve">                                    </w:t>
+      </w:r>
+      <w:r>
+        <w:rPr>
+          <w:b/>
+          <w:bCs/>
+          <w:color w:val="BFBFBF" w:themeColor="background1" w:themeShade="BF"/>
+        </w:rPr>
+        <w:t xml:space="preserve">              </w:t>
+      </w:r>
+      <w:r>
+        <w:rPr>
+          <w:b/>
+          <w:bCs/>
+          <w:color w:val="BFBFBF" w:themeColor="background1" w:themeShade="BF"/>
+        </w:rPr>
+        <w:t xml:space="preserve">     </w:t>
+      </w:r>
+      <w:r>
+        <w:rPr>
+          <w:rFonts w:ascii="Lato" w:hAnsi="Lato"/>
+          <w:b/>
+          <w:bCs/>
+          <w:color w:val="BFBFBF" w:themeColor="background1" w:themeShade="BF"/>
         </w:rPr>
         <w:t xml:space="preserve">© </w:t>
       </w:r>
@@ -2173,7 +2241,9 @@
       <w:r>
         <w:rPr>
           <w:rFonts w:ascii="Lato" w:hAnsi="Lato"/>
-          <w:color w:val="112E51"/>
+          <w:b/>
+          <w:bCs/>
+          <w:color w:val="BFBFBF" w:themeColor="background1" w:themeShade="BF"/>
         </w:rPr>
         <w:t>Bitfastt</w:t>
       </w:r>
@@ -2181,36 +2251,75 @@
       <w:r>
         <w:rPr>
           <w:rFonts w:ascii="Lato" w:hAnsi="Lato"/>
-          <w:color w:val="112E51"/>
-        </w:rPr>
-        <w:t xml:space="preserve"> Inc. All Rights Reserved</w:t>
+          <w:b/>
+          <w:bCs/>
+          <w:color w:val="BFBFBF" w:themeColor="background1" w:themeShade="BF"/>
+        </w:rPr>
+        <w:t xml:space="preserve"> Inc</w:t>
+      </w:r>
+      <w:r>
+        <w:rPr>
+          <w:rFonts w:ascii="Lato" w:hAnsi="Lato"/>
+          <w:b/>
+          <w:bCs/>
+          <w:color w:val="BFBFBF" w:themeColor="background1" w:themeShade="BF"/>
+        </w:rPr>
+        <w:t>.</w:t>
       </w:r>
       <w:r>
         <w:rPr>
           <w:rStyle w:val="Hyperlink"/>
           <w:rFonts w:ascii="Lato" w:hAnsi="Lato"/>
-          <w:color w:val="112E51"/>
+          <w:b/>
+          <w:bCs/>
+          <w:color w:val="BFBFBF" w:themeColor="background1" w:themeShade="BF"/>
           <w:u w:val="none"/>
         </w:rPr>
-        <w:t xml:space="preserve">                                      </w:t>
+        <w:t xml:space="preserve">      </w:t>
       </w:r>
       <w:r>
         <w:rPr>
           <w:rStyle w:val="Hyperlink"/>
           <w:rFonts w:ascii="Lato" w:hAnsi="Lato"/>
-          <w:color w:val="112E51"/>
+          <w:b/>
+          <w:bCs/>
+          <w:color w:val="BFBFBF" w:themeColor="background1" w:themeShade="BF"/>
           <w:u w:val="none"/>
         </w:rPr>
-        <w:t xml:space="preserve">   </w:t>
+        <w:t xml:space="preserve">    </w:t>
       </w:r>
       <w:r>
         <w:rPr>
           <w:rStyle w:val="Hyperlink"/>
           <w:rFonts w:ascii="Lato" w:hAnsi="Lato"/>
-          <w:color w:val="112E51"/>
+          <w:b/>
+          <w:bCs/>
+          <w:color w:val="BFBFBF" w:themeColor="background1" w:themeShade="BF"/>
           <w:u w:val="none"/>
         </w:rPr>
-        <w:t xml:space="preserve">            https://bitfastt.com</w:t>
+        <w:t xml:space="preserve">              </w:t>
+      </w:r>
+      <w:r>
+        <w:rPr>
+          <w:rStyle w:val="Hyperlink"/>
+          <w:rFonts w:ascii="Lato" w:hAnsi="Lato"/>
+          <w:b/>
+          <w:bCs/>
+          <w:color w:val="BFBFBF" w:themeColor="background1" w:themeShade="BF"/>
+          <w:u w:val="none"/>
+        </w:rPr>
+        <w:t xml:space="preserve">                          </w:t>
+      </w:r>
+      <w:r>
+        <w:rPr>
+          <w:rStyle w:val="Hyperlink"/>
+          <w:rFonts w:ascii="Lato" w:hAnsi="Lato"/>
+          <w:b/>
+          <w:bCs/>
+          <w:color w:val="BFBFBF" w:themeColor="background1" w:themeShade="BF"/>
+          <w:u w:val="none"/>
+        </w:rPr>
+        <w:t xml:space="preserve">      https://bitfastt.com</w:t>
       </w:r>
     </w:p>
     <w:sectPr>
@@ -2223,7 +2332,7 @@
 </file>
 
 <file path=word/endnotes.xml><?xml version="1.0" encoding="utf-8"?>
-<w:endnotes xmlns:wpc="http://schemas.microsoft.com/office/word/2010/wordprocessingCanvas" xmlns:cx="http://schemas.microsoft.com/office/drawing/2014/chartex" xmlns:cx1="http://schemas.microsoft.com/office/drawing/2015/9/8/chartex" xmlns:cx2="http://schemas.microsoft.com/office/drawing/2015/10/21/chartex" xmlns:cx3="http://schemas.microsoft.com/office/drawing/2016/5/9/chartex" xmlns:cx4="http://schemas.microsoft.com/office/drawing/2016/5/10/chartex" xmlns:cx5="http://schemas.microsoft.com/office/drawing/2016/5/11/chartex" xmlns:cx6="http://schemas.microsoft.com/office/drawing/2016/5/12/chartex" xmlns:cx7="http://schemas.microsoft.com/office/drawing/2016/5/13/chartex" xmlns:cx8="http://schemas.microsoft.com/office/drawing/2016/5/14/chartex" xmlns:mc="http://schemas.openxmlformats.org/markup-compatibility/2006" xmlns:aink="http://schemas.microsoft.com/office/drawing/2016/ink" xmlns:am3d="http://schemas.microsoft.com/office/drawing/2017/model3d" xmlns:o="urn:schemas-microsoft-com:office:office" xmlns:oel="http://schemas.microsoft.com/office/2019/extlst" xmlns:r="http://schemas.openxmlformats.org/officeDocument/2006/relationships" xmlns:m="http://schemas.openxmlformats.org/officeDocument/2006/math" xmlns:v="urn:schemas-microsoft-com:vml" xmlns:wp14="http://schemas.microsoft.com/office/word/2010/wordprocessingDrawing" xmlns:wp="http://schemas.openxmlformats.org/drawingml/2006/wordprocessingDrawing" xmlns:w10="urn:schemas-microsoft-com:office:word" xmlns:w="http://schemas.openxmlformats.org/wordprocessingml/2006/main" xmlns:w14="http://schemas.microsoft.com/office/word/2010/wordml" xmlns:w15="http://schemas.microsoft.com/office/word/2012/wordml" xmlns:w16cex="http://schemas.microsoft.com/office/word/2018/wordml/cex" xmlns:w16cid="http://schemas.microsoft.com/office/word/2016/wordml/cid" xmlns:w16="http://schemas.microsoft.com/office/word/2018/wordml" xmlns:w16du="http://schemas.microsoft.com/office/word/2023/wordml/word16du" xmlns:w16sdtdh="http://schemas.microsoft.com/office/word/2020/wordml/sdtdatahash" xmlns:w16se="http://schemas.microsoft.com/office/word/2015/wordml/symex" xmlns:wpg="http://schemas.microsoft.com/office/word/2010/wordprocessingGroup" xmlns:wpi="http://schemas.microsoft.com/office/word/2010/wordprocessingInk" xmlns:wne="http://schemas.microsoft.com/office/word/2006/wordml" xmlns:wps="http://schemas.microsoft.com/office/word/2010/wordprocessingShape" mc:Ignorable="w14 w15 w16se w16cid w16 w16cex w16sdtdh wp14">
+<w:endnotes xmlns:wpc="http://schemas.microsoft.com/office/word/2010/wordprocessingCanvas" xmlns:cx="http://schemas.microsoft.com/office/drawing/2014/chartex" xmlns:cx1="http://schemas.microsoft.com/office/drawing/2015/9/8/chartex" xmlns:cx2="http://schemas.microsoft.com/office/drawing/2015/10/21/chartex" xmlns:cx3="http://schemas.microsoft.com/office/drawing/2016/5/9/chartex" xmlns:cx4="http://schemas.microsoft.com/office/drawing/2016/5/10/chartex" xmlns:cx5="http://schemas.microsoft.com/office/drawing/2016/5/11/chartex" xmlns:cx6="http://schemas.microsoft.com/office/drawing/2016/5/12/chartex" xmlns:cx7="http://schemas.microsoft.com/office/drawing/2016/5/13/chartex" xmlns:cx8="http://schemas.microsoft.com/office/drawing/2016/5/14/chartex" xmlns:mc="http://schemas.openxmlformats.org/markup-compatibility/2006" xmlns:aink="http://schemas.microsoft.com/office/drawing/2016/ink" xmlns:am3d="http://schemas.microsoft.com/office/drawing/2017/model3d" xmlns:o="urn:schemas-microsoft-com:office:office" xmlns:oel="http://schemas.microsoft.com/office/2019/extlst" xmlns:r="http://schemas.openxmlformats.org/officeDocument/2006/relationships" xmlns:m="http://schemas.openxmlformats.org/officeDocument/2006/math" xmlns:v="urn:schemas-microsoft-com:vml" xmlns:wp14="http://schemas.microsoft.com/office/word/2010/wordprocessingDrawing" xmlns:wp="http://schemas.openxmlformats.org/drawingml/2006/wordprocessingDrawing" xmlns:w10="urn:schemas-microsoft-com:office:word" xmlns:w="http://schemas.openxmlformats.org/wordprocessingml/2006/main" xmlns:w14="http://schemas.microsoft.com/office/word/2010/wordml" xmlns:w15="http://schemas.microsoft.com/office/word/2012/wordml" xmlns:w16cex="http://schemas.microsoft.com/office/word/2018/wordml/cex" xmlns:w16cid="http://schemas.microsoft.com/office/word/2016/wordml/cid" xmlns:w16="http://schemas.microsoft.com/office/word/2018/wordml" xmlns:w16sdtdh="http://schemas.microsoft.com/office/word/2020/wordml/sdtdatahash" xmlns:w16se="http://schemas.microsoft.com/office/word/2015/wordml/symex" xmlns:wpg="http://schemas.microsoft.com/office/word/2010/wordprocessingGroup" xmlns:wpi="http://schemas.microsoft.com/office/word/2010/wordprocessingInk" xmlns:wne="http://schemas.microsoft.com/office/word/2006/wordml" xmlns:wps="http://schemas.microsoft.com/office/word/2010/wordprocessingShape" mc:Ignorable="w14 w15 w16se w16cid w16 w16cex w16sdtdh wp14">
   <w:endnote w:type="separator" w:id="-1">
     <w:p>
       <w:r>
@@ -2242,7 +2351,7 @@
 </file>
 
 <file path=word/footnotes.xml><?xml version="1.0" encoding="utf-8"?>
-<w:footnotes xmlns:wpc="http://schemas.microsoft.com/office/word/2010/wordprocessingCanvas" xmlns:cx="http://schemas.microsoft.com/office/drawing/2014/chartex" xmlns:cx1="http://schemas.microsoft.com/office/drawing/2015/9/8/chartex" xmlns:cx2="http://schemas.microsoft.com/office/drawing/2015/10/21/chartex" xmlns:cx3="http://schemas.microsoft.com/office/drawing/2016/5/9/chartex" xmlns:cx4="http://schemas.microsoft.com/office/drawing/2016/5/10/chartex" xmlns:cx5="http://schemas.microsoft.com/office/drawing/2016/5/11/chartex" xmlns:cx6="http://schemas.microsoft.com/office/drawing/2016/5/12/chartex" xmlns:cx7="http://schemas.microsoft.com/office/drawing/2016/5/13/chartex" xmlns:cx8="http://schemas.microsoft.com/office/drawing/2016/5/14/chartex" xmlns:mc="http://schemas.openxmlformats.org/markup-compatibility/2006" xmlns:aink="http://schemas.microsoft.com/office/drawing/2016/ink" xmlns:am3d="http://schemas.microsoft.com/office/drawing/2017/model3d" xmlns:o="urn:schemas-microsoft-com:office:office" xmlns:oel="http://schemas.microsoft.com/office/2019/extlst" xmlns:r="http://schemas.openxmlformats.org/officeDocument/2006/relationships" xmlns:m="http://schemas.openxmlformats.org/officeDocument/2006/math" xmlns:v="urn:schemas-microsoft-com:vml" xmlns:wp14="http://schemas.microsoft.com/office/word/2010/wordprocessingDrawing" xmlns:wp="http://schemas.openxmlformats.org/drawingml/2006/wordprocessingDrawing" xmlns:w10="urn:schemas-microsoft-com:office:word" xmlns:w="http://schemas.openxmlformats.org/wordprocessingml/2006/main" xmlns:w14="http://schemas.microsoft.com/office/word/2010/wordml" xmlns:w15="http://schemas.microsoft.com/office/word/2012/wordml" xmlns:w16cex="http://schemas.microsoft.com/office/word/2018/wordml/cex" xmlns:w16cid="http://schemas.microsoft.com/office/word/2016/wordml/cid" xmlns:w16="http://schemas.microsoft.com/office/word/2018/wordml" xmlns:w16du="http://schemas.microsoft.com/office/word/2023/wordml/word16du" xmlns:w16sdtdh="http://schemas.microsoft.com/office/word/2020/wordml/sdtdatahash" xmlns:w16se="http://schemas.microsoft.com/office/word/2015/wordml/symex" xmlns:wpg="http://schemas.microsoft.com/office/word/2010/wordprocessingGroup" xmlns:wpi="http://schemas.microsoft.com/office/word/2010/wordprocessingInk" xmlns:wne="http://schemas.microsoft.com/office/word/2006/wordml" xmlns:wps="http://schemas.microsoft.com/office/word/2010/wordprocessingShape" mc:Ignorable="w14 w15 w16se w16cid w16 w16cex w16sdtdh wp14">
+<w:footnotes xmlns:wpc="http://schemas.microsoft.com/office/word/2010/wordprocessingCanvas" xmlns:cx="http://schemas.microsoft.com/office/drawing/2014/chartex" xmlns:cx1="http://schemas.microsoft.com/office/drawing/2015/9/8/chartex" xmlns:cx2="http://schemas.microsoft.com/office/drawing/2015/10/21/chartex" xmlns:cx3="http://schemas.microsoft.com/office/drawing/2016/5/9/chartex" xmlns:cx4="http://schemas.microsoft.com/office/drawing/2016/5/10/chartex" xmlns:cx5="http://schemas.microsoft.com/office/drawing/2016/5/11/chartex" xmlns:cx6="http://schemas.microsoft.com/office/drawing/2016/5/12/chartex" xmlns:cx7="http://schemas.microsoft.com/office/drawing/2016/5/13/chartex" xmlns:cx8="http://schemas.microsoft.com/office/drawing/2016/5/14/chartex" xmlns:mc="http://schemas.openxmlformats.org/markup-compatibility/2006" xmlns:aink="http://schemas.microsoft.com/office/drawing/2016/ink" xmlns:am3d="http://schemas.microsoft.com/office/drawing/2017/model3d" xmlns:o="urn:schemas-microsoft-com:office:office" xmlns:oel="http://schemas.microsoft.com/office/2019/extlst" xmlns:r="http://schemas.openxmlformats.org/officeDocument/2006/relationships" xmlns:m="http://schemas.openxmlformats.org/officeDocument/2006/math" xmlns:v="urn:schemas-microsoft-com:vml" xmlns:wp14="http://schemas.microsoft.com/office/word/2010/wordprocessingDrawing" xmlns:wp="http://schemas.openxmlformats.org/drawingml/2006/wordprocessingDrawing" xmlns:w10="urn:schemas-microsoft-com:office:word" xmlns:w="http://schemas.openxmlformats.org/wordprocessingml/2006/main" xmlns:w14="http://schemas.microsoft.com/office/word/2010/wordml" xmlns:w15="http://schemas.microsoft.com/office/word/2012/wordml" xmlns:w16cex="http://schemas.microsoft.com/office/word/2018/wordml/cex" xmlns:w16cid="http://schemas.microsoft.com/office/word/2016/wordml/cid" xmlns:w16="http://schemas.microsoft.com/office/word/2018/wordml" xmlns:w16sdtdh="http://schemas.microsoft.com/office/word/2020/wordml/sdtdatahash" xmlns:w16se="http://schemas.microsoft.com/office/word/2015/wordml/symex" xmlns:wpg="http://schemas.microsoft.com/office/word/2010/wordprocessingGroup" xmlns:wpi="http://schemas.microsoft.com/office/word/2010/wordprocessingInk" xmlns:wne="http://schemas.microsoft.com/office/word/2006/wordml" xmlns:wps="http://schemas.microsoft.com/office/word/2010/wordprocessingShape" mc:Ignorable="w14 w15 w16se w16cid w16 w16cex w16sdtdh wp14">
   <w:footnote w:type="separator" w:id="-1">
     <w:p>
       <w:r>
@@ -2261,7 +2370,7 @@
 </file>
 
 <file path=word/numbering.xml><?xml version="1.0" encoding="utf-8"?>
-<w:numbering xmlns:wpc="http://schemas.microsoft.com/office/word/2010/wordprocessingCanvas" xmlns:cx="http://schemas.microsoft.com/office/drawing/2014/chartex" xmlns:cx1="http://schemas.microsoft.com/office/drawing/2015/9/8/chartex" xmlns:cx2="http://schemas.microsoft.com/office/drawing/2015/10/21/chartex" xmlns:cx3="http://schemas.microsoft.com/office/drawing/2016/5/9/chartex" xmlns:cx4="http://schemas.microsoft.com/office/drawing/2016/5/10/chartex" xmlns:cx5="http://schemas.microsoft.com/office/drawing/2016/5/11/chartex" xmlns:cx6="http://schemas.microsoft.com/office/drawing/2016/5/12/chartex" xmlns:cx7="http://schemas.microsoft.com/office/drawing/2016/5/13/chartex" xmlns:cx8="http://schemas.microsoft.com/office/drawing/2016/5/14/chartex" xmlns:mc="http://schemas.openxmlformats.org/markup-compatibility/2006" xmlns:aink="http://schemas.microsoft.com/office/drawing/2016/ink" xmlns:am3d="http://schemas.microsoft.com/office/drawing/2017/model3d" xmlns:o="urn:schemas-microsoft-com:office:office" xmlns:oel="http://schemas.microsoft.com/office/2019/extlst" xmlns:r="http://schemas.openxmlformats.org/officeDocument/2006/relationships" xmlns:m="http://schemas.openxmlformats.org/officeDocument/2006/math" xmlns:v="urn:schemas-microsoft-com:vml" xmlns:wp14="http://schemas.microsoft.com/office/word/2010/wordprocessingDrawing" xmlns:wp="http://schemas.openxmlformats.org/drawingml/2006/wordprocessingDrawing" xmlns:w10="urn:schemas-microsoft-com:office:word" xmlns:w="http://schemas.openxmlformats.org/wordprocessingml/2006/main" xmlns:w14="http://schemas.microsoft.com/office/word/2010/wordml" xmlns:w15="http://schemas.microsoft.com/office/word/2012/wordml" xmlns:w16cex="http://schemas.microsoft.com/office/word/2018/wordml/cex" xmlns:w16cid="http://schemas.microsoft.com/office/word/2016/wordml/cid" xmlns:w16="http://schemas.microsoft.com/office/word/2018/wordml" xmlns:w16du="http://schemas.microsoft.com/office/word/2023/wordml/word16du" xmlns:w16sdtdh="http://schemas.microsoft.com/office/word/2020/wordml/sdtdatahash" xmlns:w16se="http://schemas.microsoft.com/office/word/2015/wordml/symex" xmlns:wpg="http://schemas.microsoft.com/office/word/2010/wordprocessingGroup" xmlns:wpi="http://schemas.microsoft.com/office/word/2010/wordprocessingInk" xmlns:wne="http://schemas.microsoft.com/office/word/2006/wordml" xmlns:wps="http://schemas.microsoft.com/office/word/2010/wordprocessingShape" mc:Ignorable="w14 w15 w16se w16cid w16 w16cex w16sdtdh wp14">
+<w:numbering xmlns:wpc="http://schemas.microsoft.com/office/word/2010/wordprocessingCanvas" xmlns:cx="http://schemas.microsoft.com/office/drawing/2014/chartex" xmlns:cx1="http://schemas.microsoft.com/office/drawing/2015/9/8/chartex" xmlns:cx2="http://schemas.microsoft.com/office/drawing/2015/10/21/chartex" xmlns:cx3="http://schemas.microsoft.com/office/drawing/2016/5/9/chartex" xmlns:cx4="http://schemas.microsoft.com/office/drawing/2016/5/10/chartex" xmlns:cx5="http://schemas.microsoft.com/office/drawing/2016/5/11/chartex" xmlns:cx6="http://schemas.microsoft.com/office/drawing/2016/5/12/chartex" xmlns:cx7="http://schemas.microsoft.com/office/drawing/2016/5/13/chartex" xmlns:cx8="http://schemas.microsoft.com/office/drawing/2016/5/14/chartex" xmlns:mc="http://schemas.openxmlformats.org/markup-compatibility/2006" xmlns:aink="http://schemas.microsoft.com/office/drawing/2016/ink" xmlns:am3d="http://schemas.microsoft.com/office/drawing/2017/model3d" xmlns:o="urn:schemas-microsoft-com:office:office" xmlns:oel="http://schemas.microsoft.com/office/2019/extlst" xmlns:r="http://schemas.openxmlformats.org/officeDocument/2006/relationships" xmlns:m="http://schemas.openxmlformats.org/officeDocument/2006/math" xmlns:v="urn:schemas-microsoft-com:vml" xmlns:wp14="http://schemas.microsoft.com/office/word/2010/wordprocessingDrawing" xmlns:wp="http://schemas.openxmlformats.org/drawingml/2006/wordprocessingDrawing" xmlns:w10="urn:schemas-microsoft-com:office:word" xmlns:w="http://schemas.openxmlformats.org/wordprocessingml/2006/main" xmlns:w14="http://schemas.microsoft.com/office/word/2010/wordml" xmlns:w15="http://schemas.microsoft.com/office/word/2012/wordml" xmlns:w16cex="http://schemas.microsoft.com/office/word/2018/wordml/cex" xmlns:w16cid="http://schemas.microsoft.com/office/word/2016/wordml/cid" xmlns:w16="http://schemas.microsoft.com/office/word/2018/wordml" xmlns:w16sdtdh="http://schemas.microsoft.com/office/word/2020/wordml/sdtdatahash" xmlns:w16se="http://schemas.microsoft.com/office/word/2015/wordml/symex" xmlns:wpg="http://schemas.microsoft.com/office/word/2010/wordprocessingGroup" xmlns:wpi="http://schemas.microsoft.com/office/word/2010/wordprocessingInk" xmlns:wne="http://schemas.microsoft.com/office/word/2006/wordml" xmlns:wps="http://schemas.microsoft.com/office/word/2010/wordprocessingShape" mc:Ignorable="w14 w15 w16se w16cid w16 w16cex w16sdtdh wp14">
   <w:abstractNum w:abstractNumId="0" w15:restartNumberingAfterBreak="0">
     <w:nsid w:val="05762E85"/>
     <w:multiLevelType w:val="hybridMultilevel"/>

--- a/Bitfastt's Capability Statement.docx
+++ b/Bitfastt's Capability Statement.docx
@@ -22,7 +22,7 @@
           <w:noProof/>
         </w:rPr>
         <w:drawing>
-          <wp:inline distT="0" distB="0" distL="0" distR="0" wp14:anchorId="350A1AD2" wp14:editId="5FB3C0E8">
+          <wp:inline distT="0" distB="0" distL="0" distR="0" wp14:anchorId="350A1AD2" wp14:editId="25F5ED26">
             <wp:extent cx="1473200" cy="427827"/>
             <wp:effectExtent l="0" t="0" r="0" b="0"/>
             <wp:docPr id="1" name="image1.png"/>
@@ -1984,25 +1984,25 @@
         <w:rPr>
           <w:rFonts w:ascii="Lato" w:hAnsi="Lato"/>
           <w:b/>
-          <w:color w:val="000000" w:themeColor="text1"/>
-        </w:rPr>
-        <w:t>Advisory</w:t>
-      </w:r>
-      <w:r>
-        <w:rPr>
-          <w:rFonts w:ascii="Lato" w:hAnsi="Lato"/>
-          <w:b/>
-          <w:color w:val="112E51"/>
-        </w:rPr>
-        <w:t xml:space="preserve"> services</w:t>
-      </w:r>
-      <w:r>
-        <w:rPr>
-          <w:rFonts w:ascii="Lato" w:hAnsi="Lato"/>
-          <w:bCs/>
-          <w:color w:val="112E51"/>
-        </w:rPr>
-        <w:t xml:space="preserve"> providing guidance on best practices and strategies to enhance cybersecurity measures.</w:t>
+          <w:color w:val="0D0D0D" w:themeColor="text1" w:themeTint="F2"/>
+        </w:rPr>
+        <w:t>Advisory services</w:t>
+      </w:r>
+      <w:r>
+        <w:rPr>
+          <w:rFonts w:ascii="Lato" w:hAnsi="Lato"/>
+          <w:bCs/>
+          <w:color w:val="0D0D0D" w:themeColor="text1" w:themeTint="F2"/>
+        </w:rPr>
+        <w:t xml:space="preserve"> </w:t>
+      </w:r>
+      <w:r>
+        <w:rPr>
+          <w:rFonts w:ascii="Lato" w:hAnsi="Lato"/>
+          <w:bCs/>
+          <w:color w:val="112E51"/>
+        </w:rPr>
+        <w:t>providing guidance on best practices and strategies to enhance cybersecurity measures.</w:t>
       </w:r>
     </w:p>
     <w:p>
